--- a/Tailored_CVs/Shinoy_ZorgMatch_Software_Tester_Test_Automation.docx
+++ b/Tailored_CVs/Shinoy_ZorgMatch_Software_Tester_Test_Automation.docx
@@ -70,7 +70,7 @@
           <w:b w:val="0"/>
           <w:sz w:val="19"/>
         </w:rPr>
-        <w:t>I am a QA automation engineer with over 8 years of experience building reliable test frameworks in Java and TypeScript. I enjoy digging into complex functional requirements, analyzing existing regression suites, and finding the right balance between manual investigation and automated coverage. I work well alongside developers and product owners to ensure quality early in the development cycle.</w:t>
+        <w:t>I am a QA automation engineer with over 8 years of experience building scalable testing frameworks using Java, Selenium, and Playwright. I combine functional testing with automation to cover complex user workflows and handle backend data validation. Based near Amsterdam with a valid EU residence permit, I am looking to contribute to development teams in hybrid roles.</w:t>
       </w:r>
     </w:p>
     <w:p>
@@ -288,7 +288,7 @@
           <w:b w:val="0"/>
           <w:sz w:val="18"/>
         </w:rPr>
-        <w:t>▸ Analyzed existing manual and regression test suites to determine suitable scenarios for automation within complex application workflows.</w:t>
+        <w:t>▸ Migrated a SeleniumJava framework to Playwright TypeScript for credit limit and rating analysis endtoend workflows, improving test execution efficiency by 20%.</w:t>
       </w:r>
     </w:p>
     <w:p>
@@ -301,7 +301,7 @@
           <w:b w:val="0"/>
           <w:sz w:val="18"/>
         </w:rPr>
-        <w:t>▸ Migrated legacy test frameworks to Playwright TypeScript, improving test execution efficiency by 20 percent.</w:t>
+        <w:t>▸ Combined functional testing with automated regression test builds in Jenkins to catch defects early in development cycles.</w:t>
       </w:r>
     </w:p>
     <w:p>
@@ -314,7 +314,7 @@
           <w:b w:val="0"/>
           <w:sz w:val="18"/>
         </w:rPr>
-        <w:t>▸ Performed functional testing on new features while studying requirements, dependencies, and application processes to catch edge cases early.</w:t>
+        <w:t>▸ Executed complex Oracle SQL queries to validate massive backend datasets and ensure data integrity across interconnected system workflows.</w:t>
       </w:r>
     </w:p>
     <w:p>
@@ -327,7 +327,7 @@
           <w:b w:val="0"/>
           <w:sz w:val="18"/>
         </w:rPr>
-        <w:t>▸ Streamlined test generation scripts and workflows using Gemini Code Assist to speed up delivery.</w:t>
+        <w:t>▸ Collaborated with product owners and developers in Agile teams to translate business requirements into clear test scenarios.</w:t>
       </w:r>
     </w:p>
     <w:p>
